--- a/example_articles/states/Oregon/2.states_Oregon_New_York_Times.docx
+++ b/example_articles/states/Oregon/2.states_Oregon_New_York_Times.docx
@@ -7,7 +7,7 @@
         <w:pStyle w:val="Heading1"/>
       </w:pPr>
       <w:r>
-        <w:t>In the Footsteps Of Black Artists</w:t>
+        <w:t>Pride in Working on Show, but Off the Set the Pressure Was 'Just Brutal'</w:t>
       </w:r>
     </w:p>
     <w:p>
@@ -17,22 +17,22 @@
     </w:p>
     <w:p>
       <w:r>
-        <w:t>Date: 2009-01-16</w:t>
+        <w:t>Date: 2018-05-31</w:t>
       </w:r>
     </w:p>
     <w:p>
       <w:r>
-        <w:t>Section: Section C; Column 0; Movies, Performing Arts/Weekend Desk; Pg. 33; ART</w:t>
+        <w:t>Section: Section A; Column 0; National Desk; Pg. 18</w:t>
       </w:r>
     </w:p>
     <w:p>
       <w:r>
-        <w:t>Source File: NYT/46.DOCX</w:t>
+        <w:t>Source File: NYT/23.DOCX</w:t>
       </w:r>
     </w:p>
     <w:p>
       <w:r>
-        <w:t>Raw locations result: ['England (Liverpool)', 'United States (Oregon and Washington)']</w:t>
+        <w:t>Raw locations result: ['Oregon']</w:t>
       </w:r>
     </w:p>
     <w:p>
@@ -49,54 +49,64 @@
     </w:p>
     <w:p>
       <w:r>
-        <w:t xml:space="preserve">In 1957 Washington officially became the country's first city where blacks were the majority. But by then, artists, writers and performers of African descent had been flourishing there for a century and a half or more. Seeking out their traces makes for a lively city tour, and one very much of the moment as an African-American first family makes Washington its home. </w:t>
+        <w:t>It was an incredibly exciting time to be a writer on ''Roseanne.''</w:t>
         <w:br/>
-        <w:t xml:space="preserve">  But before the tour, a shout-out of names you'll be looking for: Alma Thomas, Frederick Douglass, Duke Ellington, Elizabeth Catlett, Paul Laurence Dunbar, Langston Hughes,  Sweet Daddy Grace, Lois Mailou Jones and Marian Anderson, not to mention Marvin Gaye and the godfather of Go-go -- the D.C. version of funk -- Chuck Brown. All long-term or short-term Washingtonians; all in spirit or person still here. </w:t>
+        <w:t xml:space="preserve">The revived ABC sitcom was the No. 1 new show in the country, delivering an audience that network television had not seen in years. The show was quickly renewed for another season, giving everyone a sense of accomplishment, not to mention job security. </w:t>
         <w:br/>
-        <w:t xml:space="preserve">  Historically speaking, the place to start is outside the city center  in the hilly, wooded Anacostia neighborhood. Established in the early 19th century as a working-class suburb, it was initially segregated: no blacks or Irish allowed. In 1877 the abolitionist writer Frederick Douglass moved in and broke the color barrier. The house where he spent his last years is still there, a National Park site open for tours. </w:t>
+        <w:t xml:space="preserve">  But for all the success, there was also a vague sense of foreboding. The writers' social media accounts were flooded with negative comments. Articles posted online criticized jokes and plots. Their friends in the liberal enclave of Los Angeles would occasionally tsk-tsk that they worked on the show. And, of course, there was Roseanne Barr, the show's star and co-creator, and her history of volatile public comments.</w:t>
         <w:br/>
-        <w:t xml:space="preserve">  Gradually the neighborhood became mostly black. In 1967 the Smithsonian Institution set up  a satellite exhibition and research center here, the Anacostia Community Museum, which defines community in a nonlocal way. Its present show, ''Jubilee: African American Celebration,'' is national, even international, in scope and, needless to say, couldn't be better timed. </w:t>
+        <w:t xml:space="preserve">  ''It was hard for us once we started airing and we started to see some of the stuff that came out,'' said Bruce Rasmussen, an executive producer of the series. ''It was just brutal: 'How dare they give her a show? How dare they write for her?'</w:t>
         <w:br/>
-        <w:t xml:space="preserve">  Organized by Portia James, it is an exhibition primarily of artifacts and documents,  but has things to please the art-hungry eye. Traditional holidays -- Thanksgiving, Christmas -- are accounted for, but so are vanishing celebrations like the Afro-Christian ''Easter Rock,'' which survives in a single church in a single Mississippi Delta town.</w:t>
+        <w:t xml:space="preserve">  ''It was a certain amount of pressure,'' he continued. ''You're the No. 1 show, and people are coming after you on the web and you're getting attacked by 50 percent of the press.''</w:t>
         <w:br/>
-        <w:t xml:space="preserve">  And there are memorable sights: a Shaker-simple white 19th-century wedding dress; a jukebox from the 1950s, selection labels intact; Zora Neale Hurston's films of children's games; a pieced, painted and computer-assisted family quilt, dense with faces and words, by the artist Lori K. Gordon; and an 1898 photograph of a White House Easter egg roll. Technically, African Americans were invited to participate. In reality, the mood was so unwelcoming that few ever did. </w:t>
+        <w:t xml:space="preserve">  In the wake of ABC's cancellation of ''Roseanne'' on Tuesday, only hours after Ms. Barr posted a racist tweet about Valerie Jarrett, a former senior adviser to President Barack Obama, those who worked for the network and the show were still trying to come to grips with how everything had collapsed so suddenly.</w:t>
         <w:br/>
-        <w:t xml:space="preserve">  The museum itself is very welcoming, though not easy to find. There's no Metro stop, and I've occasionally had trouble finding cabs willing or able to go to the neighborhood. But the show is worth the effort. It's dense and rich with an on-the-ground image of life rare in other museums.</w:t>
+        <w:t xml:space="preserve">  ''In the end, it came down to doing what's right and upholding our values of inclusion, tolerance and civility,'' Ben Sherwood, the head of ABC's television group, said in an email to employees on Wednesday. He added, ''The last 24 hours have also been a powerful reminder of the importance of words in everything we do -- online and on the air.''</w:t>
         <w:br/>
-        <w:t xml:space="preserve">  You can find that life, however, in the vicinity of Howard University. One of the country's leading historically black universities,  Howard has a gallery in its Fine Arts building. And a survey of work by Starmanda Bullock, an alumna and faculty member, is there:  40 years of paintings and prints that are largely abstract but still reflect the social traumas that shaped the city and America during that time.</w:t>
+        <w:t xml:space="preserve">  By late Tuesday, Ms. Barr had returned to Twitter and, over several hours, sent or retweeted more than 100 messages.</w:t>
         <w:br/>
-        <w:t xml:space="preserve">  The surrounding U Street district, at once gentrified and down at the heels, has jazz bars, student cafes, Ethiopian restaurants and Go-go clubs -- the irrepressible, 70-something Mr. Brown played the Howard campus Christmas party in 2006 -- as well as an African-American Civil War museum. Ella Fitzgerald hung out here, and Duke Ellington lived here, as did the abstract painter Alma Thomas.</w:t>
+        <w:t xml:space="preserve">  In one, she apologized to her crew for costing its members their jobs, and in another she apologized to Ms. Jarrett, blaming the drug Ambien for her racist tweet. But she also responded to a message falsely claiming that the ABC entertainment president Channing Dungey consulted with Michelle Obama about the show's cancellation. ''Is this true?'' Ms. Barr asked. She also retweeted a message from President Trump that said the Disney chief executive Robert A. Iger had never apologized to him ''for the HORRIBLE statements made and said about me on ABC.''</w:t>
         <w:br/>
-        <w:t xml:space="preserve">  The first graduate of Howard's fine arts program in 1924, Thomas taught high school art for 35 years. Then, in retirement, she went back to school, set up a studio in her kitchen and started producing bright-colored, mosaiclike abstractions inspired by the garden behind her house and the street out front. ''Color is life,'' she said, and she painted as if she believed it.</w:t>
+        <w:t xml:space="preserve">  And on Wednesday afternoon, Ms. Barr hinted that she might not leave ABC quietly. ''You guys make me feel like fighting back,'' she wrote. ''I will examine all of my options carefully and get back to U.''</w:t>
         <w:br/>
-        <w:t xml:space="preserve">  There's a beguiling Thomas piece from 1976 called ''Red Azaleas Singing and Dancing Rock and Roll Music'' in the collection of the Smithsonian American Art Museum, along with paintings by her contemporary Lois Mailou Jones. Jones taught at Howard from 1930 to 1977, but wasn't the hometown type. She made frequent trips to Europe, Africa and the Caribbean, and brought the flavor of each to her eclectically cosmopolitan art.</w:t>
+        <w:t xml:space="preserve">  One of the show's executive producers, Tom Werner, said in a statement that he hoped ''Roseanne seeks the help she so clearly needs.''</w:t>
         <w:br/>
-        <w:t xml:space="preserve">  She would have delighted in a United States president with African ties as direct as Barack Obama's. And those ties are, quite naturally, being advertised at the National Museum of African Art, where objects from Kenya, the homeland of Mr. Obama's father, have been brought out, along with East African textiles of a kind traditionally printed in honor of esteemed leaders. Jomo Kenyatta appears on one, John F. Kennedy on another,  Mr. Obama on a third.</w:t>
+        <w:t xml:space="preserve">  Ms. Barr's often controversial Twitter presence -- she is an outspoken supporter of Mr. Trump and has tweeted out messages espousing fringe conspiracy theories -- was nothing new to ABC.</w:t>
         <w:br/>
-        <w:t xml:space="preserve">  The National Portrait Gallery also has portraits of,  if not necessarily by, African-Americans, none lovelier than Georgia O'Keeffe's youthful likeness of the painter Beauford Delaney, and none more familiar than Shepherd Fairey's ubiquitous Obama campaign poster. But few pictures are more moving, and revealing of character, than those  of Marian Anderson's performance at the Lincoln Memorial in 1939 taken by the Washington photographer Addison Scurlock. </w:t>
+        <w:t xml:space="preserve">  The network proudly promoted Ms. Barr as part of a broader strategy to appeal to more of the country after Mr. Trump's presidential election win.</w:t>
         <w:br/>
-        <w:t xml:space="preserve">  Anderson had been denied the use of a whites-only concert hall, so an outdoor date was set, and 75,000 people heard her sing Schubert and ''Gospel  Train'' free on Easter Day. Her poise, and Scurlock's images of it, are indelible. Both will be evident in ''The Scurlock Studio and Black Washington: Picturing the Promise,'' which opens at the National Museum of American History on Jan. 30. And the  coat Ms. Anderson wore on that brisk spring day will be in the show.</w:t>
+        <w:t xml:space="preserve">  The show's rebirth was the brainchild of Sara Gilbert, the actress who plays one of Roseanne Conner's daughters. Ms. Gilbert and other producers for the show felt that a comedy centered on a working-class family would be perfectly timed to a moment when the country was so divided.</w:t>
         <w:br/>
-        <w:t xml:space="preserve">  The Lincoln Memorial, with Daniel Chester French's sculpture of Lincoln, brooding and gentle, has seen a lot of political history. Here the Rev. Dr. Martin Luther King Jr. delivered ''I Have a Dream,'' a great aria of liberation, in 1963. And here in 1968, shortly after his death, the Poor People's Campaign built the encampment of plywood A-frame shelters called Resurrection City. For weeks a few thousand squatters lived under Lincoln's gaze, in a protest as much about class as about race: we the poor are always with you, the message was, but now we are right here on your front lawn. </w:t>
+        <w:t xml:space="preserve">  But after the show premiered, there was growing frustration among ABC executives that Ms. Barr's Twitter controversies continued.</w:t>
         <w:br/>
-        <w:t xml:space="preserve">  The event is one of several documented in ''Road to Freedom: Photographs of the Civil Rights Movement 1956-1968'' at the S. Dillon Ripley Center. First seen at the High Museum of Art in Atlanta, the show was brought to Washington by the National Museum of African American  History and Culture, which is scheduled to open on the Mall in 2015. It is a wrenching trip to the past, guaranteed to temper excessive Inauguration highs. </w:t>
+        <w:t xml:space="preserve">  Still, the network desperately needed a hit, perhaps a reason it was willing to let some of Ms. Barr's more outlandish statements go. ''Roseanne,'' along with the rookie drama ''The Good Doctor,'' has helped put the network on better footing, though it will finish the 2017-18 TV season in last place for the third straight year.</w:t>
         <w:br/>
-        <w:t xml:space="preserve">  No matter how many times you see those images of Elizabeth Eckford being taunted in Little Rock in 1957, or of protesters being hosed in Birmingham in 1963, the shock remains raw, at least if their history overlaps with your own. </w:t>
+        <w:t xml:space="preserve">  Initially, the writers on ''Roseanne'' were able to work within a bit of a blissful vacuum. The entire season had been written and shot before the premiere episode aired in late March.</w:t>
         <w:br/>
-        <w:t xml:space="preserve">  But what if it doesn't? It's a question well worth raising -- after all, Mr. Obama was only 2 in 1963 -- and two exhibitions do.  </w:t>
+        <w:t xml:space="preserve">  Ms. Barr's on-set presence had also mellowed significantly from what it was during the show's initial run in the 1990s, when she developed a reputation for being difficult to work with and treating her writers with little respect.</w:t>
         <w:br/>
-        <w:t xml:space="preserve">  For one, installed in the lobby of the Martin Luther King Jr. Memorial Library, the British artist Matthew Thompson (born in 1966) has recreated a Resurrection City shelter but presents it as an example of stripped-down modernist design, thus linking two strands of utopian thought, political and aesthetic, usually often found incompatible.</w:t>
+        <w:t xml:space="preserve">  Mr. Rasmussen, who was a supervising producer for one season on the old show before being fired, said there was a sense of purpose this time that the show could speak to a segment of the country that was often overlooked in prime-time TV.</w:t>
         <w:br/>
-        <w:t xml:space="preserve">  Back at the Ripley Center, in  ''After 1968: Contemporary Artists and the Civil Rights Legacy,'' a half-dozen youngish African-American artists consider a political era they didn't experience but nonetheless carry as a weight. Some of them -- Deborah Grant, Leslie Hewitt,  and the excellent Jefferson Pinder, a Washington native -- borrow from that past and bring its images of heroism and terror down to manageable size through indirectness and distancing. </w:t>
+        <w:t xml:space="preserve">  ''Everyone trusted each other, and we were all on the same team,'' he said.</w:t>
         <w:br/>
-        <w:t xml:space="preserve">  Nadine Robinson takes the opposite tack. Her ''Coronation Theme: Organon,'' made of black stereo speakers stacked up to the ceiling, sends dirgelike royal fanfares laced with the noise of shouting crowds shuddering through the room.</w:t>
+        <w:t xml:space="preserve">  But by time the show aired, things had changed, and the show had become a lightning rod. Mr. Trump and conservative commentators praised the show for its depiction of a Trump supporter, while some on the left expressed reservations about even watching it.</w:t>
         <w:br/>
-        <w:t xml:space="preserve">  Next week Washington will stage its own  American-style coronation, and offer all manner of jubilation, the biggest being the pre-inaugural concert at the Lincoln Memorial on Sunday. The list of performers -- Beyonce, Bono, Renee Fleming, Shakira -- reads like a shout-out of a new kind: interracial, post-struggle, culturally diffuse, with little connection to Washington at all. </w:t>
+        <w:t xml:space="preserve">  And then there was the nagging, relentless presence of Ms. Barr's Twitter feed.</w:t>
         <w:br/>
-        <w:t xml:space="preserve">  Then, on Tuesday, the action will move to the other end of the Mall, to the Capitol, and the spirits of Washington will have the Lincoln Memorial to themselves. Alma will note with gladness the flicker of leaves in winter trees. Martin, as ever, will ponder the future. Marian will hum an old church song; ''O, What a Beautiful City!'' might be the one. Then at a certain moment, they'll all look toward the Capitol, where a swearing in is about to happen. Of course it's impossible to see anything from such a distance, and with so many obstacles in the way, but some eyes can. </w:t>
+        <w:t xml:space="preserve">  ''We didn't know what was going to happen,'' Mr. Rasmussen said of her Twitter account. ''She would tweet stuff, then apologize and get off Twitter, and then it would get better. And then it would blow up again. I followed her to just see what was coming. Some of the other writers couldn't do it, just because they couldn't handle the stress of it.''</w:t>
+        <w:br/>
+        <w:t xml:space="preserve">  By season's end, Whitney Cummings, a liberal comedian and the sitcom's show runner, had left the series. Other writers left, some of them saying that their social media accounts had been overwhelmed by negative comments, Mr. Rasmussen said, adding that there was a 50 percent staff turnover after the first season.</w:t>
+        <w:br/>
+        <w:t xml:space="preserve">  But there was a sense of optimism heading into Tuesday as a group of writers and producers prepared to gather in Studio City, Calif., to discuss the show's second season, which was slated to start in September. That changed quickly, first with Ms. Barr's tweet and then with ABC's speedy announcement that the show was canceled.</w:t>
+        <w:br/>
+        <w:t xml:space="preserve">  A brief and strange run had come to a swift conclusion.</w:t>
+        <w:br/>
+        <w:t xml:space="preserve">  ''My friends would say, 'Oh, my god, you're the No. 1 show,' and since they weren't reading as much press as we were, they would also say, 'Oh, my god, that must be so exciting,''' Mr. Rasmussen said.</w:t>
+        <w:br/>
+        <w:t xml:space="preserve">  ''But there was always the other side of it,'' he continued, ''which is looking at the critics and the people going after the show and going after you specifically sometimes. It was tough.''</w:t>
         <w:br/>
         <w:br/>
-        <w:t>http://www.nytimes.com</w:t>
+        <w:t>https://www.nytimes.com/2018/05/30/business/media/working-on-roseanne-show.html</w:t>
         <w:br/>
         <w:br/>
         <w:t>Graphic</w:t>
@@ -104,27 +114,7 @@
         <w:br/>
         <w:t xml:space="preserve"> </w:t>
         <w:br/>
-        <w:t>PHOTOS: Marian Anderson performing at the Lincoln Memorial in 1939.(PHOTOGRAPH BY ADDISON SCURLOCK/COURTESY OF ARCHIVES CENTER, SMAH, SMITHSONIAN INSTITUTION)</w:t>
-        <w:br/>
-        <w:t>A quilt, part of the exhibition ''Jubilee: African American Celebration,'' at the Anacostia Community Museum.(PHOTOGRAPH BY BRENDAN SMIALOWSKI FOR THE NEW YORK TIMES) CHART: Where to Get A View of the Past: Here are museums and other sites mentioned in Holland Cotter's article: ANACOSTIA COMMUNITY MUSEUM 1901 Fort Place SE</w:t>
-        <w:br/>
-        <w:t>(202) 633-4820, anacostia.si.edu. ''Jubilee: African American Celebration,'' through Sept. 20. FREDERICK DOUGLASS NATIONAL HISTORIC SITE 1411 W Street SE</w:t>
-        <w:br/>
-        <w:t>(202) 426-5961, nps.gov/frdo. HOWARD UNIVERSITY GALLERY OF ART 2455 Sixth Street NW</w:t>
-        <w:br/>
-        <w:t>(202) 806- 7070. ''Four Decades of Excellence: The Life and Works of Starmanda Bullock,'' through May 17. LINCOLN MEMORIAL The Mall at 23rd Street NW</w:t>
-        <w:br/>
-        <w:t>(202) 426-6841, nps.gov /linc. NATIONAL MUSEUM OF AFRICAN ART 950 Independence Avenue SW</w:t>
-        <w:br/>
-        <w:t>(202) 633-4600, africa.si.edu. NATIONAL MUSEUM OF AMERICAN HISTORY National Mall at 14th Street and Constitution Avenue NW</w:t>
-        <w:br/>
-        <w:t>(202) 633-1000, americanhistory.si.edu. ''The Scurlock Studio and Black Washington: Picturing the Promise,'' Jan. 30 through Nov. 15. NATIONAL PORTRAIT GALLERY Eighth and F Streets NW</w:t>
-        <w:br/>
-        <w:t>(202) 633-8300, npg .si.edu. S. DILLON RIPLEY CENTER 1100 Jefferson Drive</w:t>
-        <w:br/>
-        <w:t>(202) 633-1000, si.edu /ripley. ''Road to Freedom: Photographs of the Civil Rights Movement 1956-1968'' and ''After 1968: Contemporary Artists and the Civil Rights Legacy,'' both through March 9. SMITHSONIAN AMERICAN ART MUSEUM Eighth and F Streets</w:t>
-        <w:br/>
-        <w:t xml:space="preserve"> (202) 633- 1000, americanart.si.edu.</w:t>
+        <w:t>PHOTO: The staff of ''Roseanne'' was heartened by its runaway success, but the star's volatile personality quickly became a distraction. (PHOTOGRAPH BY ADAM ROSE, VIA GETTY IMAGES)</w:t>
       </w:r>
     </w:p>
     <w:sectPr>

--- a/example_articles/states/Oregon/2.states_Oregon_New_York_Times.docx
+++ b/example_articles/states/Oregon/2.states_Oregon_New_York_Times.docx
@@ -27,17 +27,17 @@
     </w:p>
     <w:p>
       <w:r>
-        <w:t>Source File: NYT/23.DOCX</w:t>
+        <w:t>Source file: NYT/23.DOCX</w:t>
       </w:r>
     </w:p>
     <w:p>
       <w:r>
-        <w:t>Raw locations result: ['Oregon']</w:t>
+        <w:t>Raw locations result, 'locations': ['Oregon']</w:t>
       </w:r>
     </w:p>
     <w:p>
       <w:r>
-        <w:t>states_stand_flat (Standardized): Oregon</w:t>
+        <w:t>Standardized locations result, 'states_stand_flat': Oregon</w:t>
       </w:r>
     </w:p>
     <w:p>

--- a/example_articles/states/Oregon/2.states_Oregon_New_York_Times.docx
+++ b/example_articles/states/Oregon/2.states_Oregon_New_York_Times.docx
@@ -7,7 +7,7 @@
         <w:pStyle w:val="Heading1"/>
       </w:pPr>
       <w:r>
-        <w:t>Pride in Working on Show, but Off the Set the Pressure Was 'Just Brutal'</w:t>
+        <w:t>The White Underclass</w:t>
       </w:r>
     </w:p>
     <w:p>
@@ -17,17 +17,17 @@
     </w:p>
     <w:p>
       <w:r>
-        <w:t>Date: 2018-05-31</w:t>
+        <w:t>Date: 2012-02-09</w:t>
       </w:r>
     </w:p>
     <w:p>
       <w:r>
-        <w:t>Section: Section A; Column 0; National Desk; Pg. 18</w:t>
+        <w:t>Section: Section A; Column 0; Editorial Desk; Pg. 23; OP-ED COLUMNIST</w:t>
       </w:r>
     </w:p>
     <w:p>
       <w:r>
-        <w:t>Source file: NYT/23.DOCX</w:t>
+        <w:t>Source file: NYT/15.DOCX</w:t>
       </w:r>
     </w:p>
     <w:p>
@@ -49,72 +49,42 @@
     </w:p>
     <w:p>
       <w:r>
-        <w:t>It was an incredibly exciting time to be a writer on ''Roseanne.''</w:t>
+        <w:t>Persistent poverty is America's great moral challenge, but it's far more than that.</w:t>
         <w:br/>
-        <w:t xml:space="preserve">The revived ABC sitcom was the No. 1 new show in the country, delivering an audience that network television had not seen in years. The show was quickly renewed for another season, giving everyone a sense of accomplishment, not to mention job security. </w:t>
+        <w:t>As a practical matter, we can't solve educational problems, health care costs, government spending or economic competitiveness so long as a chunk of our population is locked in an underclass. Historically, ''underclass'' has often been considered to be a euphemism for race, but increasingly it includes elements of the white working class as well.</w:t>
         <w:br/>
-        <w:t xml:space="preserve">  But for all the success, there was also a vague sense of foreboding. The writers' social media accounts were flooded with negative comments. Articles posted online criticized jokes and plots. Their friends in the liberal enclave of Los Angeles would occasionally tsk-tsk that they worked on the show. And, of course, there was Roseanne Barr, the show's star and co-creator, and her history of volatile public comments.</w:t>
+        <w:t>That's the backdrop for the uproar over Charles Murray's latest book, ''Coming Apart.'' Murray critically examines family breakdown among working-class whites and the decline in what he sees as traditional values of diligence.</w:t>
         <w:br/>
-        <w:t xml:space="preserve">  ''It was hard for us once we started airing and we started to see some of the stuff that came out,'' said Bruce Rasmussen, an executive producer of the series. ''It was just brutal: 'How dare they give her a show? How dare they write for her?'</w:t>
+        <w:t>Liberals have mostly denounced the book, and I, too, disagree with important parts of it. But he's right to highlight social dimensions of the crisis among low-skilled white workers.</w:t>
         <w:br/>
-        <w:t xml:space="preserve">  ''It was a certain amount of pressure,'' he continued. ''You're the No. 1 show, and people are coming after you on the web and you're getting attacked by 50 percent of the press.''</w:t>
+        <w:t>My touchstone is my beloved hometown of Yamhill, Ore., population about 925 on a good day. We Americans think of our rural American heartland as a lovely pastoral backdrop, but these days some marginally employed white families in places like Yamhill seem to be replicating the pathologies that have devastated many African-American families over the last generation or two.</w:t>
         <w:br/>
-        <w:t xml:space="preserve">  In the wake of ABC's cancellation of ''Roseanne'' on Tuesday, only hours after Ms. Barr posted a racist tweet about Valerie Jarrett, a former senior adviser to President Barack Obama, those who worked for the network and the show were still trying to come to grips with how everything had collapsed so suddenly.</w:t>
+        <w:t>One scourge has been drug abuse. In rural America, it's not heroin but methamphetamine; it has shattered lives in Yamhill and left many with criminal records that make it harder to find good jobs. With parents in jail, kids are raised on the fly.</w:t>
         <w:br/>
-        <w:t xml:space="preserve">  ''In the end, it came down to doing what's right and upholding our values of inclusion, tolerance and civility,'' Ben Sherwood, the head of ABC's television group, said in an email to employees on Wednesday. He added, ''The last 24 hours have also been a powerful reminder of the importance of words in everything we do -- online and on the air.''</w:t>
+        <w:t>Then there's the eclipse of traditional family patterns. Among white American women with only a high school education, 44 percent of births are out of wedlock, up from 6 percent in 1970, according to Murray.</w:t>
         <w:br/>
-        <w:t xml:space="preserve">  By late Tuesday, Ms. Barr had returned to Twitter and, over several hours, sent or retweeted more than 100 messages.</w:t>
+        <w:t>Liberals sometimes feel that it is narrow-minded to favor traditional marriage. Over time, my reporting on poverty has led me to disagree: Solid marriages have a huge beneficial impact on the lives of the poor (more so than in the lives of the middle class, who have more cushion when things go wrong).</w:t>
         <w:br/>
-        <w:t xml:space="preserve">  In one, she apologized to her crew for costing its members their jobs, and in another she apologized to Ms. Jarrett, blaming the drug Ambien for her racist tweet. But she also responded to a message falsely claiming that the ABC entertainment president Channing Dungey consulted with Michelle Obama about the show's cancellation. ''Is this true?'' Ms. Barr asked. She also retweeted a message from President Trump that said the Disney chief executive Robert A. Iger had never apologized to him ''for the HORRIBLE statements made and said about me on ABC.''</w:t>
+        <w:t>One study of low-income delinquent young men in Boston found that one of the factors that had the greatest impact in turning them away from crime was marrying women they cared about. As Steven Pinker notes in his recent book, ''The Better Angels of Our Nature'': ''The idea that young men are civilized by women and marriage may seem as corny as Kansas in August, but it has become a commonplace of modern criminology.''</w:t>
         <w:br/>
-        <w:t xml:space="preserve">  And on Wednesday afternoon, Ms. Barr hinted that she might not leave ABC quietly. ''You guys make me feel like fighting back,'' she wrote. ''I will examine all of my options carefully and get back to U.''</w:t>
+        <w:t>Jobs are also critical as a pathway out of poverty, and Murray is correct in noting that it is troubling that growing numbers of working-class men drop out of the labor force. The proportion of men of prime working age with only a high school education who say they are ''out of the labor force'' has quadrupled since 1968, to 12 percent.</w:t>
         <w:br/>
-        <w:t xml:space="preserve">  One of the show's executive producers, Tom Werner, said in a statement that he hoped ''Roseanne seeks the help she so clearly needs.''</w:t>
+        <w:t>In 1965, Daniel Patrick Moynihan released a famous report warning of a crisis in African-American family structures, and many liberals at the time accused him of something close to racism. In retrospect, Moynihan was right to sound the alarms.</w:t>
         <w:br/>
-        <w:t xml:space="preserve">  Ms. Barr's often controversial Twitter presence -- she is an outspoken supporter of Mr. Trump and has tweeted out messages espousing fringe conspiracy theories -- was nothing new to ABC.</w:t>
+        <w:t>Today, I fear we're facing a crisis in which a chunk of working-class America risks being calcified into an underclass, marked by drugs, despair, family decline, high incarceration rates and a diminishing role of jobs and education as escalators of upward mobility. We need a national conversation about these dimensions of poverty, and maybe Murray can help trigger it. I fear that liberals are too quick to think of inequality as basically about taxes. Yes, our tax system is a disgrace, but poverty is so much deeper and more complex than that.</w:t>
         <w:br/>
-        <w:t xml:space="preserve">  The network proudly promoted Ms. Barr as part of a broader strategy to appeal to more of the country after Mr. Trump's presidential election win.</w:t>
+        <w:t>Where Murray is profoundly wrong, I think, is to blame liberal social policies for the pathologies he examines. Yes, I've seen disability programs encourage some people to drop out of the labor force. But there were far greater forces at work, such as the decline in good union jobs.</w:t>
         <w:br/>
-        <w:t xml:space="preserve">  The show's rebirth was the brainchild of Sara Gilbert, the actress who plays one of Roseanne Conner's daughters. Ms. Gilbert and other producers for the show felt that a comedy centered on a working-class family would be perfectly timed to a moment when the country was so divided.</w:t>
+        <w:t>Eighty percent of the people in my high school cohort dropped out or didn't pursue college because it used to be possible to earn a solid living at the steel mill, the glove factory or sawmill. That's what their parents had done. But the glove factory closed, working-class jobs collapsed and unskilled laborers found themselves competing with immigrants.</w:t>
         <w:br/>
-        <w:t xml:space="preserve">  But after the show premiered, there was growing frustration among ABC executives that Ms. Barr's Twitter controversies continued.</w:t>
+        <w:t>There aren't ideal solutions, but some evidence suggests that we need more social policy, not less. Early childhood education can support kids being raised by struggling single parents. Treating drug offenders is far cheaper than incarcerating them.</w:t>
         <w:br/>
-        <w:t xml:space="preserve">  Still, the network desperately needed a hit, perhaps a reason it was willing to let some of Ms. Barr's more outlandish statements go. ''Roseanne,'' along with the rookie drama ''The Good Doctor,'' has helped put the network on better footing, though it will finish the 2017-18 TV season in last place for the third straight year.</w:t>
+        <w:t>A new study finds that a jobs program for newly released prison inmates left them 22 percent less likely to be convicted of another crime. This initiative, by the Center for Employment Opportunities, more than paid for itself: each $1 brought up to $3.85 in benefits.</w:t>
         <w:br/>
-        <w:t xml:space="preserve">  Initially, the writers on ''Roseanne'' were able to work within a bit of a blissful vacuum. The entire season had been written and shot before the premiere episode aired in late March.</w:t>
-        <w:br/>
-        <w:t xml:space="preserve">  Ms. Barr's on-set presence had also mellowed significantly from what it was during the show's initial run in the 1990s, when she developed a reputation for being difficult to work with and treating her writers with little respect.</w:t>
-        <w:br/>
-        <w:t xml:space="preserve">  Mr. Rasmussen, who was a supervising producer for one season on the old show before being fired, said there was a sense of purpose this time that the show could speak to a segment of the country that was often overlooked in prime-time TV.</w:t>
-        <w:br/>
-        <w:t xml:space="preserve">  ''Everyone trusted each other, and we were all on the same team,'' he said.</w:t>
-        <w:br/>
-        <w:t xml:space="preserve">  But by time the show aired, things had changed, and the show had become a lightning rod. Mr. Trump and conservative commentators praised the show for its depiction of a Trump supporter, while some on the left expressed reservations about even watching it.</w:t>
-        <w:br/>
-        <w:t xml:space="preserve">  And then there was the nagging, relentless presence of Ms. Barr's Twitter feed.</w:t>
-        <w:br/>
-        <w:t xml:space="preserve">  ''We didn't know what was going to happen,'' Mr. Rasmussen said of her Twitter account. ''She would tweet stuff, then apologize and get off Twitter, and then it would get better. And then it would blow up again. I followed her to just see what was coming. Some of the other writers couldn't do it, just because they couldn't handle the stress of it.''</w:t>
-        <w:br/>
-        <w:t xml:space="preserve">  By season's end, Whitney Cummings, a liberal comedian and the sitcom's show runner, had left the series. Other writers left, some of them saying that their social media accounts had been overwhelmed by negative comments, Mr. Rasmussen said, adding that there was a 50 percent staff turnover after the first season.</w:t>
-        <w:br/>
-        <w:t xml:space="preserve">  But there was a sense of optimism heading into Tuesday as a group of writers and producers prepared to gather in Studio City, Calif., to discuss the show's second season, which was slated to start in September. That changed quickly, first with Ms. Barr's tweet and then with ABC's speedy announcement that the show was canceled.</w:t>
-        <w:br/>
-        <w:t xml:space="preserve">  A brief and strange run had come to a swift conclusion.</w:t>
-        <w:br/>
-        <w:t xml:space="preserve">  ''My friends would say, 'Oh, my god, you're the No. 1 show,' and since they weren't reading as much press as we were, they would also say, 'Oh, my god, that must be so exciting,''' Mr. Rasmussen said.</w:t>
-        <w:br/>
-        <w:t xml:space="preserve">  ''But there was always the other side of it,'' he continued, ''which is looking at the critics and the people going after the show and going after you specifically sometimes. It was tough.''</w:t>
+        <w:t>So let's get real. A crisis is developing in the white working class, a byproduct of growing income inequality in America. The pathologies are achingly real. But the solution isn't finger-wagging, or averting our eyes -- but opportunity.</w:t>
         <w:br/>
         <w:br/>
-        <w:t>https://www.nytimes.com/2018/05/30/business/media/working-on-roseanne-show.html</w:t>
-        <w:br/>
-        <w:br/>
-        <w:t>Graphic</w:t>
-        <w:br/>
-        <w:br/>
-        <w:t xml:space="preserve"> </w:t>
-        <w:br/>
-        <w:t>PHOTO: The staff of ''Roseanne'' was heartened by its runaway success, but the star's volatile personality quickly became a distraction. (PHOTOGRAPH BY ADAM ROSE, VIA GETTY IMAGES)</w:t>
+        <w:t>http://www.nytimes.com</w:t>
       </w:r>
     </w:p>
     <w:sectPr>

--- a/example_articles/states/Oregon/2.states_Oregon_New_York_Times.docx
+++ b/example_articles/states/Oregon/2.states_Oregon_New_York_Times.docx
@@ -7,7 +7,7 @@
         <w:pStyle w:val="Heading1"/>
       </w:pPr>
       <w:r>
-        <w:t>The White Underclass</w:t>
+        <w:t>Can Minor League Baseball Survive Its Real Estate Problems?</w:t>
       </w:r>
     </w:p>
     <w:p>
@@ -17,17 +17,17 @@
     </w:p>
     <w:p>
       <w:r>
-        <w:t>Date: 2012-02-09</w:t>
+        <w:t>Date: 2024-04-07</w:t>
       </w:r>
     </w:p>
     <w:p>
       <w:r>
-        <w:t>Section: Section A; Column 0; Editorial Desk; Pg. 23; OP-ED COLUMNIST</w:t>
+        <w:t>Section: BUSINESS</w:t>
       </w:r>
     </w:p>
     <w:p>
       <w:r>
-        <w:t>Source file: NYT/15.DOCX</w:t>
+        <w:t>Source file: NYT/4.DOCX</w:t>
       </w:r>
     </w:p>
     <w:p>
@@ -49,42 +49,99 @@
     </w:p>
     <w:p>
       <w:r>
-        <w:t>Persistent poverty is America's great moral challenge, but it's far more than that.</w:t>
+        <w:t>Ed Willson has a jar filled with dirt sitting on his desk.</w:t>
         <w:br/>
-        <w:t>As a practical matter, we can't solve educational problems, health care costs, government spending or economic competitiveness so long as a chunk of our population is locked in an underclass. Historically, ''underclass'' has often been considered to be a euphemism for race, but increasingly it includes elements of the white working class as well.</w:t>
+        <w:t>For more than 40 years, Mr. Willson has been a fan of the minor league baseball team in Eugene, Ore., the Emeralds, and a season-ticket holder for 22 seasons. He was crushed when Civic Stadium, the longtime home of the team, burned to the ground in 2015. "It was a serious heartbreak," Mr. Willson said.</w:t>
         <w:br/>
-        <w:t>That's the backdrop for the uproar over Charles Murray's latest book, ''Coming Apart.'' Murray critically examines family breakdown among working-class whites and the decline in what he sees as traditional values of diligence.</w:t>
+        <w:t>After the fire, Mr. Willson made a pilgrimage to the scorched diamond, where he filled a plastic bag with dirt from the pitcher's mound that he considered sacred. He planned to give it to the team when it began construction on its new stadium.</w:t>
         <w:br/>
-        <w:t>Liberals have mostly denounced the book, and I, too, disagree with important parts of it. But he's right to highlight social dimensions of the crisis among low-skilled white workers.</w:t>
+        <w:t>Nine years later, the dirt is still on Mr. Willson's desk. The Emeralds are still without a permanent home. And there's a risk that the team, after 69 seasons, may leave town altogether.</w:t>
         <w:br/>
-        <w:t>My touchstone is my beloved hometown of Yamhill, Ore., population about 925 on a good day. We Americans think of our rural American heartland as a lovely pastoral backdrop, but these days some marginally employed white families in places like Yamhill seem to be replicating the pathologies that have devastated many African-American families over the last generation or two.</w:t>
+        <w:t>Although the Emeralds (also known for their Sasquatch mascot, Sluggo) have survived wildfires, losing seasons, recessions, Major League Baseball's 2020 reorganization of the minor leagues and Covid, they are a team without a ballpark.</w:t>
         <w:br/>
-        <w:t>One scourge has been drug abuse. In rural America, it's not heroin but methamphetamine; it has shattered lives in Yamhill and left many with criminal records that make it harder to find good jobs. With parents in jail, kids are raised on the fly.</w:t>
+        <w:t>And the debate about the Emeralds' fate — in the birthplace of Nike, no less — is a testament to the struggle for affordable, in-person sports to survive in the current Gilded Age.</w:t>
         <w:br/>
-        <w:t>Then there's the eclipse of traditional family patterns. Among white American women with only a high school education, 44 percent of births are out of wedlock, up from 6 percent in 1970, according to Murray.</w:t>
+        <w:t>Nor are the Emeralds the only minor league baseball team that has reached a crisis point as a result of a ballpark problem. In 2020, Major League Baseball imposed new guidelines for its minor league stadiums. They include LED lighting, changing rooms for women, new fencing, expanded training facilities and a larger clubhouse. Those fixes are pricey.</w:t>
         <w:br/>
-        <w:t>Liberals sometimes feel that it is narrow-minded to favor traditional marriage. Over time, my reporting on poverty has led me to disagree: Solid marriages have a huge beneficial impact on the lives of the poor (more so than in the lives of the middle class, who have more cushion when things go wrong).</w:t>
+        <w:t>In California, the Visalia Rawhide are fighting for stadium improvement funds, an earshot away from a childhood home of the Hollywood baseball star Kevin Costner. (If you build it, they will come?) Up north on Interstate 5 in Oregon, the Hillsboro Hops find themselves in a similar predicament as the Emeralds, and are also lobbying lawmakers for funding for a new park, as are the Everett AquaSox in Washington. Even North Carolina's Durham Bulls, of "Bull Durham" fame, were gobsmacked by their renovation price tag and reached out for $9.1 million in city funding. The Lancaster JetHawks in California shut down in 2021 in part because of the city's lack of interest in maintaining the team's ballpark.</w:t>
         <w:br/>
-        <w:t>One study of low-income delinquent young men in Boston found that one of the factors that had the greatest impact in turning them away from crime was marrying women they cared about. As Steven Pinker notes in his recent book, ''The Better Angels of Our Nature'': ''The idea that young men are civilized by women and marriage may seem as corny as Kansas in August, but it has become a commonplace of modern criminology.''</w:t>
+        <w:t>"I hate to think about the team leaving," Mr. Willson said of the Emeralds. "It would be one more resource that the community has lost."</w:t>
         <w:br/>
-        <w:t>Jobs are also critical as a pathway out of poverty, and Murray is correct in noting that it is troubling that growing numbers of working-class men drop out of the labor force. The proportion of men of prime working age with only a high school education who say they are ''out of the labor force'' has quadrupled since 1968, to 12 percent.</w:t>
+        <w:t>In recent years, the Emeralds have played their games at PK Park, the University of Oregon's baseball stadium, and fans have consistently filled the newer, less wood-splintered stands. Before 2020, when the team had a shorter, 76-game season (half of them at home), it averaged more than 20 sellouts of more than 3,600 tickets. In a restricted return during Covid in 2021, the team sold 84,000 tickets, the first time it had dipped below 100,000 in generations. Last year, in 58 games at PK Park, the team sold 150,000 tickets, roughly the population of Eugene.</w:t>
         <w:br/>
-        <w:t>In 1965, Daniel Patrick Moynihan released a famous report warning of a crisis in African-American family structures, and many liberals at the time accused him of something close to racism. In retrospect, Moynihan was right to sound the alarms.</w:t>
+        <w:t>In their temporary home, the Emeralds, a San Francisco Giants affiliate, ended their 2021 season in first place after being promoted to the high-A class, the third-highest level in the minors (below triple-A and double-A but above single-A), and have had their league's best record in two of the last three seasons. Casey Schmitt, an infielder who made his major league debut with the Giants last year, was an Emerald in 2022.</w:t>
         <w:br/>
-        <w:t>Today, I fear we're facing a crisis in which a chunk of working-class America risks being calcified into an underclass, marked by drugs, despair, family decline, high incarceration rates and a diminishing role of jobs and education as escalators of upward mobility. We need a national conversation about these dimensions of poverty, and maybe Murray can help trigger it. I fear that liberals are too quick to think of inequality as basically about taxes. Yes, our tax system is a disgrace, but poverty is so much deeper and more complex than that.</w:t>
+        <w:t>But the team's PK Park lease ends in 2030, and the league has also imposed fund-raising deadlines that the Emeralds are not meeting. The team is more than $50 million short of the estimated $90 million it will take to build a permanent home.</w:t>
         <w:br/>
-        <w:t>Where Murray is profoundly wrong, I think, is to blame liberal social policies for the pathologies he examines. Yes, I've seen disability programs encourage some people to drop out of the labor force. But there were far greater forces at work, such as the decline in good union jobs.</w:t>
+        <w:t>"We really love the Ems," Eugene's mayor, Lucy Vinis, said. "We'd love to keep them. We also don't have the money. It's a very painful conflict."</w:t>
         <w:br/>
-        <w:t>Eighty percent of the people in my high school cohort dropped out or didn't pursue college because it used to be possible to earn a solid living at the steel mill, the glove factory or sawmill. That's what their parents had done. But the glove factory closed, working-class jobs collapsed and unskilled laborers found themselves competing with immigrants.</w:t>
+        <w:t>Cheap, Fan-Focused and Quirky</w:t>
         <w:br/>
-        <w:t>There aren't ideal solutions, but some evidence suggests that we need more social policy, not less. Early childhood education can support kids being raised by struggling single parents. Treating drug offenders is far cheaper than incarcerating them.</w:t>
+        <w:t>Students at the University of Oregon come and go, but Emeralds games, cheap, scrappy and often rowdy, are for locals. There are rumors that the Emeralds, founded in 1955, inspired the Springfield Isotopes, the team in Oregon-bred Matt Groening's "The Simpsons." (A lawyer for Mr. Groening declined to comment, citing Mr. Groening's schedule.) The Hall of Famers Mike Schmidt and Jim Bunning spent time in the Emeralds' dugout — Mr. Bunning as their manager — and another Hall of Famer, Reggie Jackson, played in Eugene as an opponent.</w:t>
         <w:br/>
-        <w:t>A new study finds that a jobs program for newly released prison inmates left them 22 percent less likely to be convicted of another crime. This initiative, by the Center for Employment Opportunities, more than paid for itself: each $1 brought up to $3.85 in benefits.</w:t>
+        <w:t>Much has changed in Eugene since then. Nike became Nike. Its co-founder and chairman emeritus, Phil Knight, has funneled hundreds of millions of dollars into the construction of world-class sporting facilities in town for the University of Oregon Ducks.</w:t>
         <w:br/>
-        <w:t>So let's get real. A crisis is developing in the white working class, a byproduct of growing income inequality in America. The pathologies are achingly real. But the solution isn't finger-wagging, or averting our eyes -- but opportunity.</w:t>
+        <w:t>Meanwhile, in the tradition of minor league clubs everywhere, the Emeralds stayed proudly cheap, fan-focused and quirky. The team hosts a themed Grateful Dead night, when tie-dye is encouraged. The Emeralds were early to embrace Pride colors on their jerseys and play several games each season as the Monarcas, a tribute to Latin American players and fans.</w:t>
         <w:br/>
+        <w:t>In an effort to appeal to a coastal Oregon town, Florence, in 2023 the team announced an "alternate identity" as the Exploding Whales, a nod to the 1970 dynamite-fueled removal of a dead whale on the rugged shore. That event lives on thanks to viral interest on the internet, and the team sold out of Exploding Whales merchandise within 90 seconds of its debut.)</w:t>
         <w:br/>
-        <w:t>http://www.nytimes.com</w:t>
+        <w:t>Minor league teams are quiet warriors against the rising expense of watching sports in person. The average price of a National Football League ticket last season was $377, according to TicketSmarter, plus parking and concessions, Multiply that by four and a family outing can easily slide into four figures.</w:t>
+        <w:br/>
+        <w:t>Baseball's major league teams have tried to maintain more affordable ticket prices, offering nosebleeds at some venues for as low as $6. But still, in 2023, the average cost for a family of four to attend a major league game, including parking and concessions, was $266.58, up 4.5 percent from the previous year, according to the MLB Fan Cost Index. (For the Boston Red Sox or New York Yankees, that number can soar near $400.)</w:t>
+        <w:br/>
+        <w:t>That makes minor league games, where box seats can be had for $10 and a hot dog still costs a few bucks, a haven for the working class and families with young children. (Yet some fans still bristle at the increasing costs of minor league ball in larger markets, such as a $25 ticket to see the Cyclones in Brooklyn.)</w:t>
+        <w:br/>
+        <w:t>The bargain economics also applied to the players. Perhaps too much. Minor leaguers won major victories last year in terms of pay, health insurance, and name, image and likeness rights. Still, Mr. Schmitt remembered that during his 2022 stint with the Ems, players used a tent for a locker room at PK Park and he had to find a gym in town where he could do his weight training.</w:t>
+        <w:br/>
+        <w:t>"It was a little tough at first," Mr. Schmitt said.</w:t>
+        <w:br/>
+        <w:t>The ghost stories of lost teams and empty ballparks are all too real for the Emeralds' general manager, Allan Benavides.</w:t>
+        <w:br/>
+        <w:t>"There's kind of this sense in the city that we've always been here," he said. "They're never going to go anywhere, right? There are some folks I talk to in town who just think it's like crying wolf. Or: 'Come on, if you don't get it, what are they going to do? Move you?' And the answer is, 'Yeah.'"</w:t>
+        <w:br/>
+        <w:t>Searching for Funds</w:t>
+        <w:br/>
+        <w:t>The proposed stadium has no greater advocate than Mr. Benavides, going into his 15th season as the Emeralds' general manager.</w:t>
+        <w:br/>
+        <w:t>A Los Angeles-bred Dodgers fan (who now roots for the Giants, much to his mother's dismay), he has spent years lobbying lawmakers, petitioning fans and writing opinion essays about the team's "existential crisis."</w:t>
+        <w:br/>
+        <w:t>Advocates for the team announced a proposal that would build a stadium at the Lane County Fairgrounds, seating 4,350 for baseball and up to 10,000 for concerts. The price tag: $90 million. In addition to baseball games and concerts, the stadium would host youth sports, mixed martial arts and boxing events, and high school graduations, as well as have potential for disaster relief, Mr. Benavides said.</w:t>
+        <w:br/>
+        <w:t>He talks through his funding map like the coaching staff running through the roster and players' statistics. As of now, the Emeralds are counting on $35 million from a county lodging tax. County commissioners need to give final clearance for revenue from the hotel tax, which was passed in 2022, to go toward the stadium. The team also needs $15 million from a city bond issue, which voters will decide on May 21.</w:t>
+        <w:br/>
+        <w:t>Thanks in part to an appearance by Sluggo at the statehouse in Salem, the Emeralds have received $15 million from a state appropriation. They also have $1.5 million in federal funds and $23.5 million committed by the Emeralds organization in their coffers.</w:t>
+        <w:br/>
+        <w:t>So, $50 million of it is in flux.</w:t>
+        <w:br/>
+        <w:t>To make his case, Mr. Benavides points to a 2023 analysis from ECOnorthwest, a public policy firm, that estimated the stadium's construction would stimulate $127.8 million in economic output and $47.9 million in labor income.</w:t>
+        <w:br/>
+        <w:t>In minor league baseball, the parent club (the Giants) pays for players but typically does not finance ballparks, which are generally owned and operated independently of their parent teams. It's a dynamic that can leave a privately or taxpayer-funded stadium in the lurch.</w:t>
+        <w:br/>
+        <w:t>The Emeralds' owner, the Elmore Sports Group, a Bloomington, Ind., conglomerate of several minor league teams, would not own the stadium; Lane County would. Thus, Elmore Sports holds the option to move the team.</w:t>
+        <w:br/>
+        <w:t>"As owners, we see ourselves as the caretakers, stewards of the teams," said D.G. Elmore, the group's chairman, whose father, Dave, bought the team in the mid-1980s and died last year. "We don't see it, the possibility of moving teams. I desperately hope we don't have to do it."</w:t>
+        <w:br/>
+        <w:t>Red Tape at the Fairgrounds</w:t>
+        <w:br/>
+        <w:t>The fairgrounds complex, where the proposed stadium would be erected, sits in the Jefferson Westside part of Eugene, walking distance from downtown, which has struggled with a recent increase in homelessness and drug use.</w:t>
+        <w:br/>
+        <w:t>The neighborhood surrounding the site is filled with lawn signs for and against the stadium. "No! Stadium at the fairgrounds" may live next door to an image of Sluggo's outstretched green, fuzzy arms and "Play ball at the fairgrounds!"</w:t>
+        <w:br/>
+        <w:t>The board of the Jefferson Westside Neighbors, the area that encompasses the fairgrounds and surrounding residences, voted in favor of the stadium.</w:t>
+        <w:br/>
+        <w:t>"I'm not sporty, and I don't follow baseball," Ted Coopman, the board's chair, said. The fairgrounds have a large indoor space used for a Holiday Market and conferences year round, wide parking lots where carnival rides bloom in the summer, and barns for livestock vying for blue ribbons, "but their dairy barns are from the turn of the century and not the most recent one," Mr. Coopman added. "It really needs some help, and it seems like a good way to modernize it and bring more people into the neighborhood."</w:t>
+        <w:br/>
+        <w:t>Chief among the critics is Taxpayers for Transparency, a group of stadium opponents largely led by the city's hoteliers. They argue that the public shouldn't pay for the stadium and that Elmore Sports, a for-profit, out-of-state entity, should not occupy land owned by the county. They have also raised concern about the long-term costs and the lack of guarantees that a new ballpark would keep the Emeralds in town.</w:t>
+        <w:br/>
+        <w:t>As a season of red tape looms, Mr. Benavides will be strategizing in the front office. While he dreams of Shohei Ohtani's sneezing up some of his $700 million contract with the Dodgers, he's not relying on it.</w:t>
+        <w:br/>
+        <w:t>He needs the city bonds to pass on May 21, the lodging tax revenue and then the county commissioners' approval on everything.</w:t>
+        <w:br/>
+        <w:t>As for Mr. Willson, the Ems superfan, he'll continue to lobby his lawmakers, with his jar of pitcher's mound dirt looking back at him.</w:t>
+        <w:br/>
+        <w:t>"It's starting to feel like we need a miracle to get the funding," he said. "Fortunately, this is baseball. So miracles happen all the time. I'm hopeful."</w:t>
+        <w:br/>
+        <w:t>PHOTOS: Top, Tanner O'Tremba during a Eugene Emeralds' practice this month. Above, from left: Allan Benavides, the team's general manager; the University of Oregon's PK Park, which the team uses because a fire destroyed its stadium; and the players try to focus on moving up to the next level. Far left, the team's PK Park lease ends in 2030. (PHOTOGRAPHS BY CELESTE NOCHE FOR THE NEW YORK TIMES) (BU4) This article appeared in print on page BU1, BU4.</w:t>
       </w:r>
     </w:p>
     <w:sectPr>

--- a/example_articles/states/Oregon/2.states_Oregon_New_York_Times.docx
+++ b/example_articles/states/Oregon/2.states_Oregon_New_York_Times.docx
@@ -7,7 +7,7 @@
         <w:pStyle w:val="Heading1"/>
       </w:pPr>
       <w:r>
-        <w:t>Can Minor League Baseball Survive Its Real Estate Problems?</w:t>
+        <w:t>Hispanic Voter Is Vivid In Parties' Crystal Ball</w:t>
       </w:r>
     </w:p>
     <w:p>
@@ -17,17 +17,17 @@
     </w:p>
     <w:p>
       <w:r>
-        <w:t>Date: 2024-04-07</w:t>
+        <w:t>Date: 2001-04-09</w:t>
       </w:r>
     </w:p>
     <w:p>
       <w:r>
-        <w:t>Section: BUSINESS</w:t>
+        <w:t>Section: Section A; Column 1; National Desk; Pg. 14</w:t>
       </w:r>
     </w:p>
     <w:p>
       <w:r>
-        <w:t>Source file: NYT/4.DOCX</w:t>
+        <w:t>Source file: NYT/48.DOCX</w:t>
       </w:r>
     </w:p>
     <w:p>
@@ -49,99 +49,78 @@
     </w:p>
     <w:p>
       <w:r>
-        <w:t>Ed Willson has a jar filled with dirt sitting on his desk.</w:t>
+        <w:t xml:space="preserve">Ever since she became an American citizen 20 years ago, Ana Maria Guerrero has voted for Democrats. Even so, Mrs. Guerrero, 46, a cannery worker, is the kind of Hispanic voter that politicians of both parties see as a golden prize: one whose party loyalties are up for grabs. </w:t>
         <w:br/>
-        <w:t>For more than 40 years, Mr. Willson has been a fan of the minor league baseball team in Eugene, Ore., the Emeralds, and a season-ticket holder for 22 seasons. He was crushed when Civic Stadium, the longtime home of the team, burned to the ground in 2015. "It was a serious heartbreak," Mr. Willson said.</w:t>
+        <w:t xml:space="preserve">     "I'd vote for a Republican if that person worked to make a big change for Latinos," Mrs. Guerrero said at a farm workers' union hall here, speaking in Spanish of her concerns for better health care and education. </w:t>
         <w:br/>
-        <w:t>After the fire, Mr. Willson made a pilgrimage to the scorched diamond, where he filled a plastic bag with dirt from the pitcher's mound that he considered sacred. He planned to give it to the team when it began construction on its new stadium.</w:t>
+        <w:t xml:space="preserve"> And as the number of Latinos swells, people like Mrs. Guerrero, who said she would consider casting a ballot for a Republican who "showed respect for Latinos," are indeed commanding the respect of political strategists of all stripes.</w:t>
         <w:br/>
-        <w:t>Nine years later, the dirt is still on Mr. Willson's desk. The Emeralds are still without a permanent home. And there's a risk that the team, after 69 seasons, may leave town altogether.</w:t>
+        <w:t xml:space="preserve">The nation's Hispanic population grew by nearly 60 percent in the last decade, to 35.3 million, roughly equaling blacks as the country's largest minority. As Hispanics strive to translate their numbers into the kind of political influence that blacks have achieved, the battle is on among Democrats and Republicans to court this still largely untapped and disparate voting group. </w:t>
         <w:br/>
-        <w:t>Although the Emeralds (also known for their Sasquatch mascot, Sluggo) have survived wildfires, losing seasons, recessions, Major League Baseball's 2020 reorganization of the minor leagues and Covid, they are a team without a ballpark.</w:t>
+        <w:t xml:space="preserve">Hispanics have long held political sway in big immigrant-rich states like California, Florida and Texas.  But data from the 2000 census show that Latinos are gaining a foothold in plenty of unlikely places, like Iowa, North Carolina and here in Oregon, where the Hispanic population more than doubled in the 1990's, to 275,000 people, or 8 percent of the state. </w:t>
         <w:br/>
-        <w:t>And the debate about the Emeralds' fate — in the birthplace of Nike, no less — is a testament to the struggle for affordable, in-person sports to survive in the current Gilded Age.</w:t>
+        <w:t xml:space="preserve">Oregon's shifting demographics are forcing politicians like Senator Gordon H. Smith, a Republican who faces a potentially tough re-election fight next year against the Democratic governor, John Kitzhaber, to devise campaign strategies aimed for the first time at Latinos, many of whom are deeply skeptical of a party they view as anti-immigrant. </w:t>
         <w:br/>
-        <w:t>Nor are the Emeralds the only minor league baseball team that has reached a crisis point as a result of a ballpark problem. In 2020, Major League Baseball imposed new guidelines for its minor league stadiums. They include LED lighting, changing rooms for women, new fencing, expanded training facilities and a larger clubhouse. Those fixes are pricey.</w:t>
+        <w:t>The stakes are especially high for Republicans like Mr. Smith. Of the estimated 55,000 Hispanics registered to vote in Oregon, the vast majority are Democrats. In last fall's presidential race, Vice President Al Gore defeated Gov. George W. Bush by only 6,700 votes out of 1.5 million cast. Pollsters from both parties said Hispanics were probably decisive in swinging the state's seven electoral votes to Mr. Gore.</w:t>
         <w:br/>
-        <w:t>In California, the Visalia Rawhide are fighting for stadium improvement funds, an earshot away from a childhood home of the Hollywood baseball star Kevin Costner. (If you build it, they will come?) Up north on Interstate 5 in Oregon, the Hillsboro Hops find themselves in a similar predicament as the Emeralds, and are also lobbying lawmakers for funding for a new park, as are the Everett AquaSox in Washington. Even North Carolina's Durham Bulls, of "Bull Durham" fame, were gobsmacked by their renovation price tag and reached out for $9.1 million in city funding. The Lancaster JetHawks in California shut down in 2021 in part because of the city's lack of interest in maintaining the team's ballpark.</w:t>
+        <w:t xml:space="preserve">"The machinery of how to go after the Hispanic vote in 2002 is in its infancy," said Kurt Pfotenhauer, Mr. Smith's chief of staff. "What's important is what we do over the next 18 months to focus on getting this growing population to come to the polls and come to the polls for our candidate." </w:t>
         <w:br/>
-        <w:t>"I hate to think about the team leaving," Mr. Willson said of the Emeralds. "It would be one more resource that the community has lost."</w:t>
+        <w:t xml:space="preserve">It is perhaps no surprise that Mr. Smith has championed a new guest-worker program that could lead to legal residency for millions of undocumented workers nationwide. He has sponsored legislation to provide federal aid to combat high school dropout rates, a critical problem among Hispanics. And on Tuesday, Mr. Smith will visit a health clinic for migrant workers outside Portland to promote a plan to expand health care for the uninsured, including many working-class Hispanics. </w:t>
         <w:br/>
-        <w:t>In recent years, the Emeralds have played their games at PK Park, the University of Oregon's baseball stadium, and fans have consistently filled the newer, less wood-splintered stands. Before 2020, when the team had a shorter, 76-game season (half of them at home), it averaged more than 20 sellouts of more than 3,600 tickets. In a restricted return during Covid in 2021, the team sold 84,000 tickets, the first time it had dipped below 100,000 in generations. Last year, in 58 games at PK Park, the team sold 150,000 tickets, roughly the population of Eugene.</w:t>
+        <w:t>"I know the farm community and farm workers in very personal terms, and have watched how our laws have created this subculture that lives in the shadows," said Mr. Smith, who made his millions in frozen foods packaging.</w:t>
         <w:br/>
-        <w:t>In their temporary home, the Emeralds, a San Francisco Giants affiliate, ended their 2021 season in first place after being promoted to the high-A class, the third-highest level in the minors (below triple-A and double-A but above single-A), and have had their league's best record in two of the last three seasons. Casey Schmitt, an infielder who made his major league debut with the Giants last year, was an Emerald in 2022.</w:t>
+        <w:t xml:space="preserve">Similar campaigns to win over Latinos are revving up across the country, on school boards and in legislatures, in Congressional races and in war councils in the White House. </w:t>
         <w:br/>
-        <w:t>But the team's PK Park lease ends in 2030, and the league has also imposed fund-raising deadlines that the Emeralds are not meeting. The team is more than $50 million short of the estimated $90 million it will take to build a permanent home.</w:t>
+        <w:t xml:space="preserve">Mr. Bush's strategists are already planning to build on the Spanish-language outreach program that helped him capture 31 percent to 35 percent of the Latino vote last year, according to various polls, the best showing for a Republican since Ronald Reagan in 1984. </w:t>
         <w:br/>
-        <w:t>"We really love the Ems," Eugene's mayor, Lucy Vinis, said. "We'd love to keep them. We also don't have the money. It's a very painful conflict."</w:t>
+        <w:t xml:space="preserve">But many in Republican circles express worry. Matthew Dowd, director of polling and media planning for the Bush campaign, has warned the White House and Congressional Republicans that if Mr. Bush were to win the same percentage of minority voters in 2004 as he did last year, he would lose by three million votes. </w:t>
         <w:br/>
-        <w:t>Cheap, Fan-Focused and Quirky</w:t>
+        <w:t xml:space="preserve">With that bleak forecast, Mr. Dowd, now a senior consultant for the Republican National Committee, has told Republican aides that Mr. Bush must increase his share of the black vote to 15 percent from 9 percent last year; the Hispanic share needs to rise to about 40 percent. </w:t>
         <w:br/>
-        <w:t>Students at the University of Oregon come and go, but Emeralds games, cheap, scrappy and often rowdy, are for locals. There are rumors that the Emeralds, founded in 1955, inspired the Springfield Isotopes, the team in Oregon-bred Matt Groening's "The Simpsons." (A lawyer for Mr. Groening declined to comment, citing Mr. Groening's schedule.) The Hall of Famers Mike Schmidt and Jim Bunning spent time in the Emeralds' dugout — Mr. Bunning as their manager — and another Hall of Famer, Reggie Jackson, played in Eugene as an opponent.</w:t>
+        <w:t xml:space="preserve">Earlier this year, Karl Rove, the president's senior political adviser, echoed the theme, telling reporters that capturing a bigger share of Hispanic voters "was our mission and our goal" and warning Republicans that that goal would "require all of us in every way and every day working to get that done." </w:t>
         <w:br/>
-        <w:t>Much has changed in Eugene since then. Nike became Nike. Its co-founder and chairman emeritus, Phil Knight, has funneled hundreds of millions of dollars into the construction of world-class sporting facilities in town for the University of Oregon Ducks.</w:t>
+        <w:t xml:space="preserve">Even so, political analysts caution against overstating the immediate impact of the Hispanic vote. About a third of the country's Latinos are under 18, and many newly arrived Hispanics are not yet citizens. In last year's presidential race, their influence was negligible because Latino voters are concentrated in states that offer the most electoral votes, like California, New York and Texas, and those states were solidly aligned with Mr. Bush or Mr. Gore. The Midwestern battleground states had far fewer Hispanics. </w:t>
         <w:br/>
-        <w:t>Meanwhile, in the tradition of minor league clubs everywhere, the Emeralds stayed proudly cheap, fan-focused and quirky. The team hosts a themed Grateful Dead night, when tie-dye is encouraged. The Emeralds were early to embrace Pride colors on their jerseys and play several games each season as the Monarcas, a tribute to Latin American players and fans.</w:t>
+        <w:t xml:space="preserve">The nation's Hispanic and black populations are now roughly equal, but blacks hold 39 seats in the House; Hispanics hold 21 seats. To strengthen their representation, the Congressional Hispanic Caucus has set up a political action committee to identify, recruit and raise $2 million to $4 million for Hispanic candidates. </w:t>
         <w:br/>
-        <w:t>In an effort to appeal to a coastal Oregon town, Florence, in 2023 the team announced an "alternate identity" as the Exploding Whales, a nod to the 1970 dynamite-fueled removal of a dead whale on the rugged shore. That event lives on thanks to viral interest on the internet, and the team sold out of Exploding Whales merchandise within 90 seconds of its debut.)</w:t>
+        <w:t xml:space="preserve">Redistricting could also create opportunities for Hispanics. The surprising surge of Latinos could turn Republican strongholds like Florida, Arizona, New Mexico and Colorado int sing states. Texas may soon join California as the second big state in which non-Hispanic whites are no longer a majority, and Democrats there are hoping to capitalize on this trend, possibly running a multimillionaire Hispanic bsinessman, Tony Sanchez, for governor. </w:t>
         <w:br/>
-        <w:t>Minor league teams are quiet warriors against the rising expense of watching sports in person. The average price of a National Football League ticket last season was $377, according to TicketSmarter, plus parking and concessions, Multiply that by four and a family outing can easily slide into four figures.</w:t>
+        <w:t>More than 80 percent of Latinos in Congress and in state legislatures are Democrats, but that does not guarantee that new immigrants will align themselves with that party.</w:t>
         <w:br/>
-        <w:t>Baseball's major league teams have tried to maintain more affordable ticket prices, offering nosebleeds at some venues for as low as $6. But still, in 2023, the average cost for a family of four to attend a major league game, including parking and concessions, was $266.58, up 4.5 percent from the previous year, according to the MLB Fan Cost Index. (For the Boston Red Sox or New York Yankees, that number can soar near $400.)</w:t>
+        <w:t xml:space="preserve">"Latinos are conservative on abortion, but very progressive on health care and gun control," said Harry P. Pachon, president of the Tomas Rivera Policy Institute, a research organization in Claremont, Calif. </w:t>
         <w:br/>
-        <w:t>That makes minor league games, where box seats can be had for $10 and a hot dog still costs a few bucks, a haven for the working class and families with young children. (Yet some fans still bristle at the increasing costs of minor league ball in larger markets, such as a $25 ticket to see the Cyclones in Brooklyn.)</w:t>
+        <w:t xml:space="preserve">Indeed, many Republicans are pinning hopes on Latino conservatism to help Mr. Bush overcome Democratic voter registration drives to win Hispanic support in 2002 and 2004. </w:t>
         <w:br/>
-        <w:t>The bargain economics also applied to the players. Perhaps too much. Minor leaguers won major victories last year in terms of pay, health insurance, and name, image and likeness rights. Still, Mr. Schmitt remembered that during his 2022 stint with the Ems, players used a tent for a locker room at PK Park and he had to find a gym in town where he could do his weight training.</w:t>
+        <w:t>"Democrats have won the first skirmishes, but it's a long battle and Republicans are bringing in the big bazookas," said Represetative Thomas M. Davis III of Virginia, who heads the House Republican re-election committee. "There's no question the Republicans need a greater share of Hispanic voters to stay in the majority."</w:t>
         <w:br/>
-        <w:t>"It was a little tough at first," Mr. Schmitt said.</w:t>
+        <w:t xml:space="preserve">Here in Oregon, Democrats slightly outnumber Republicans, and nearly a quarter of registered voters are independents. Latinos' political visibility is slight. There is only one Hispanic in the 30-member State Senate, Susan Castillo, a Democrat from Eugene, and none in the 60-member State House. </w:t>
         <w:br/>
-        <w:t>The ghost stories of lost teams and empty ballparks are all too real for the Emeralds' general manager, Allan Benavides.</w:t>
+        <w:t xml:space="preserve">There is a sprinkling of Latinos through county and local offices, including Serena Cruz, the first Mexican-American on the Multnomah County Commission, a five-member board that governs Oregon's largest county, which includes Portland. </w:t>
         <w:br/>
-        <w:t>"There's kind of this sense in the city that we've always been here," he said. "They're never going to go anywhere, right? There are some folks I talk to in town who just think it's like crying wolf. Or: 'Come on, if you don't get it, what are they going to do? Move you?' And the answer is, 'Yeah.'"</w:t>
+        <w:t xml:space="preserve">Republicans here express confidence that their policies and values will attract Latinos despite registration that runs 9-to-1 for Democrats. </w:t>
         <w:br/>
-        <w:t>Searching for Funds</w:t>
+        <w:t xml:space="preserve">"The Hispanic population in Oregon is up for grabs," said Dan Lavey, a Republican political strategist who was the Bush campaign coordinator in Oregon. "The party and candidates who get there first, most often and with sincerity will have greater long-term success." </w:t>
         <w:br/>
-        <w:t>The proposed stadium has no greater advocate than Mr. Benavides, going into his 15th season as the Emeralds' general manager.</w:t>
+        <w:t xml:space="preserve">Republicans are counting on people like Enedelia Hernandez Schofield, 42, the daughter of migrant workers and principal of Echo Shaw Elementary School in Cornelius, outside Portland. Ms. Schofield was a Democrat who switched parties after studying Mr. Bush's education policy. "It agreed with what we were doing at this school," she said. </w:t>
         <w:br/>
-        <w:t>A Los Angeles-bred Dodgers fan (who now roots for the Giants, much to his mother's dismay), he has spent years lobbying lawmakers, petitioning fans and writing opinion essays about the team's "existential crisis."</w:t>
+        <w:t>But Latinos here in Marion County, a farming community in the Willamette Valley 30 miles south of Portland, are divided. In the last decade, Woodburn became the largest Oregon city where Latinos are a majority (just over half of its 20,100 people, up 139 percent in a decade).</w:t>
         <w:br/>
-        <w:t>Advocates for the team announced a proposal that would build a stadium at the Lane County Fairgrounds, seating 4,350 for baseball and up to 10,000 for concerts. The price tag: $90 million. In addition to baseball games and concerts, the stadium would host youth sports, mixed martial arts and boxing events, and high school graduations, as well as have potential for disaster relief, Mr. Benavides said.</w:t>
+        <w:t xml:space="preserve">Rigo Mora, 38, whose clothing store on Front Street in Woodburn reverberates with Mexican band music, said the choice of parties was easy for him. "Republicans are doing a better job on taxes," he said. </w:t>
         <w:br/>
-        <w:t>He talks through his funding map like the coaching staff running through the roster and players' statistics. As of now, the Emeralds are counting on $35 million from a county lodging tax. County commissioners need to give final clearance for revenue from the hotel tax, which was passed in 2022, to go toward the stadium. The team also needs $15 million from a city bond issue, which voters will decide on May 21.</w:t>
+        <w:t xml:space="preserve">But at a time when Republicans in the State Senate are pushing to abolish bilingual education, many Hispanics here cannot fathom the notion of voting for them, even moderate Republicans like Senator Smith. </w:t>
         <w:br/>
-        <w:t>Thanks in part to an appearance by Sluggo at the statehouse in Salem, the Emeralds have received $15 million from a state appropriation. They also have $1.5 million in federal funds and $23.5 million committed by the Emeralds organization in their coffers.</w:t>
+        <w:t>Ana Maria Guerrero's husband, Hector, 46, a board member of Voz Hispana, a Latino voter participation group, shook his head when asked if he could ever vote Republican, saying, "Republicans seem bent on cutting all our programs."</w:t>
         <w:br/>
-        <w:t>So, $50 million of it is in flux.</w:t>
         <w:br/>
-        <w:t>To make his case, Mr. Benavides points to a 2023 analysis from ECOnorthwest, a public policy firm, that estimated the stadium's construction would stimulate $127.8 million in economic output and $47.9 million in labor income.</w:t>
+        <w:t>http://www.nytimes.com</w:t>
         <w:br/>
-        <w:t>In minor league baseball, the parent club (the Giants) pays for players but typically does not finance ballparks, which are generally owned and operated independently of their parent teams. It's a dynamic that can leave a privately or taxpayer-funded stadium in the lurch.</w:t>
         <w:br/>
-        <w:t>The Emeralds' owner, the Elmore Sports Group, a Bloomington, Ind., conglomerate of several minor league teams, would not own the stadium; Lane County would. Thus, Elmore Sports holds the option to move the team.</w:t>
+        <w:t>Graphic</w:t>
         <w:br/>
-        <w:t>"As owners, we see ourselves as the caretakers, stewards of the teams," said D.G. Elmore, the group's chairman, whose father, Dave, bought the team in the mid-1980s and died last year. "We don't see it, the possibility of moving teams. I desperately hope we don't have to do it."</w:t>
         <w:br/>
-        <w:t>Red Tape at the Fairgrounds</w:t>
+        <w:t xml:space="preserve"> </w:t>
         <w:br/>
-        <w:t>The fairgrounds complex, where the proposed stadium would be erected, sits in the Jefferson Westside part of Eugene, walking distance from downtown, which has struggled with a recent increase in homelessness and drug use.</w:t>
-        <w:br/>
-        <w:t>The neighborhood surrounding the site is filled with lawn signs for and against the stadium. "No! Stadium at the fairgrounds" may live next door to an image of Sluggo's outstretched green, fuzzy arms and "Play ball at the fairgrounds!"</w:t>
-        <w:br/>
-        <w:t>The board of the Jefferson Westside Neighbors, the area that encompasses the fairgrounds and surrounding residences, voted in favor of the stadium.</w:t>
-        <w:br/>
-        <w:t>"I'm not sporty, and I don't follow baseball," Ted Coopman, the board's chair, said. The fairgrounds have a large indoor space used for a Holiday Market and conferences year round, wide parking lots where carnival rides bloom in the summer, and barns for livestock vying for blue ribbons, "but their dairy barns are from the turn of the century and not the most recent one," Mr. Coopman added. "It really needs some help, and it seems like a good way to modernize it and bring more people into the neighborhood."</w:t>
-        <w:br/>
-        <w:t>Chief among the critics is Taxpayers for Transparency, a group of stadium opponents largely led by the city's hoteliers. They argue that the public shouldn't pay for the stadium and that Elmore Sports, a for-profit, out-of-state entity, should not occupy land owned by the county. They have also raised concern about the long-term costs and the lack of guarantees that a new ballpark would keep the Emeralds in town.</w:t>
-        <w:br/>
-        <w:t>As a season of red tape looms, Mr. Benavides will be strategizing in the front office. While he dreams of Shohei Ohtani's sneezing up some of his $700 million contract with the Dodgers, he's not relying on it.</w:t>
-        <w:br/>
-        <w:t>He needs the city bonds to pass on May 21, the lodging tax revenue and then the county commissioners' approval on everything.</w:t>
-        <w:br/>
-        <w:t>As for Mr. Willson, the Ems superfan, he'll continue to lobby his lawmakers, with his jar of pitcher's mound dirt looking back at him.</w:t>
-        <w:br/>
-        <w:t>"It's starting to feel like we need a miracle to get the funding," he said. "Fortunately, this is baseball. So miracles happen all the time. I'm hopeful."</w:t>
-        <w:br/>
-        <w:t>PHOTOS: Top, Tanner O'Tremba during a Eugene Emeralds' practice this month. Above, from left: Allan Benavides, the team's general manager; the University of Oregon's PK Park, which the team uses because a fire destroyed its stadium; and the players try to focus on moving up to the next level. Far left, the team's PK Park lease ends in 2030. (PHOTOGRAPHS BY CELESTE NOCHE FOR THE NEW YORK TIMES) (BU4) This article appeared in print on page BU1, BU4.</w:t>
+        <w:t>Photos: Enedelia Hernandez Schofield, principal of Echo Shaw Elementary School in Cornelius, Ore., left the Democratic Party to vote for George W. Bush after studying his education plan.; Ana Maria Guerrero, Alejandra Lily, Lety Chimal, Rafael Narvaez and Leonard Parra, left to right, at a meeting of Northwest Treeplanters and Farmworkers United in Woodburn, Ore. (Photographs by Shane Young for The New York Times)</w:t>
       </w:r>
     </w:p>
     <w:sectPr>
